--- a/data/revised_2026-10_full/outputs/v2/Maths/SS1.1_Real_Numbers/Mathematics_Real_Numbers_FinalExplanation.docx
+++ b/data/revised_2026-10_full/outputs/v2/Maths/SS1.1_Real_Numbers/Mathematics_Real_Numbers_FinalExplanation.docx
@@ -2091,7 +2091,7 @@
         </w:rPr>
         <w:t xml:space="preserve">© 2026 SeaVuria and ARES. This work is licensed under a </w:t>
       </w:r>
-      <w:hyperlink w:history="1" r:id="rIdqkh_f53zrv5bpvxvg5my-">
+      <w:hyperlink w:history="1" r:id="rIdkudqskoe2osdtguuwdiop">
         <w:r>
           <w:rPr>
             <w:rFonts w:ascii="Arial" w:cs="Arial" w:eastAsia="Arial" w:hAnsi="Arial"/>
@@ -2111,7 +2111,7 @@
         </w:rPr>
         <w:t xml:space="preserve"> (</w:t>
       </w:r>
-      <w:hyperlink w:history="1" r:id="rId21c4h72bqihy3wvcxfw7d">
+      <w:hyperlink w:history="1" r:id="rIdj-fq4hgw0dgnsneys7-nv">
         <w:r>
           <w:rPr>
             <w:rFonts w:ascii="Arial" w:cs="Arial" w:eastAsia="Arial" w:hAnsi="Arial"/>
@@ -2131,7 +2131,7 @@
         </w:rPr>
         <w:t xml:space="preserve">). To view a copy of this license, visit </w:t>
       </w:r>
-      <w:hyperlink w:history="1" r:id="rIdq0opj1z-tdcqbc8qee2qw">
+      <w:hyperlink w:history="1" r:id="rId5jp1pmbfkeshf_sb_kblp">
         <w:r>
           <w:rPr>
             <w:rFonts w:ascii="Arial" w:cs="Arial" w:eastAsia="Arial" w:hAnsi="Arial"/>
